--- a/Fase_1/Evidencias Individuales/1.3 - Informe.docx
+++ b/Fase_1/Evidencias Individuales/1.3 - Informe.docx
@@ -567,13 +567,13 @@
     <w:sdt>
       <w:sdtPr>
         <w:rPr>
-          <w:rFonts w:ascii="Arial" w:hAnsi="Arial" w:cs="Arial"/>
+          <w:rFonts w:ascii="Arial" w:eastAsiaTheme="minorHAnsi" w:hAnsi="Arial" w:cs="Arial"/>
           <w:b/>
           <w:bCs/>
           <w:color w:val="auto"/>
           <w:sz w:val="24"/>
           <w:szCs w:val="24"/>
-          <w:lang w:val="es-ES"/>
+          <w:lang w:val="es-ES" w:eastAsia="en-US"/>
         </w:rPr>
         <w:id w:val="1571460159"/>
         <w:docPartObj>
@@ -581,12 +581,7 @@
           <w:docPartUnique/>
         </w:docPartObj>
       </w:sdtPr>
-      <w:sdtEndPr>
-        <w:rPr>
-          <w:rFonts w:eastAsiaTheme="minorHAnsi"/>
-          <w:lang w:eastAsia="en-US"/>
-        </w:rPr>
-      </w:sdtEndPr>
+      <w:sdtEndPr/>
       <w:sdtContent>
         <w:p>
           <w:pPr>
@@ -4181,25 +4176,7 @@
           <w:sz w:val="24"/>
           <w:szCs w:val="24"/>
         </w:rPr>
-        <w:t xml:space="preserve">para montar </w:t>
-      </w:r>
-      <w:proofErr w:type="spellStart"/>
-      <w:r>
-        <w:rPr>
-          <w:rFonts w:ascii="Arial" w:hAnsi="Arial" w:cs="Arial"/>
-          <w:sz w:val="24"/>
-          <w:szCs w:val="24"/>
-        </w:rPr>
-        <w:t>el</w:t>
-      </w:r>
-      <w:proofErr w:type="spellEnd"/>
-      <w:r>
-        <w:rPr>
-          <w:rFonts w:ascii="Arial" w:hAnsi="Arial" w:cs="Arial"/>
-          <w:sz w:val="24"/>
-          <w:szCs w:val="24"/>
-        </w:rPr>
-        <w:t xml:space="preserve"> proyecto de forma </w:t>
+        <w:t xml:space="preserve">para montar el proyecto de forma </w:t>
       </w:r>
       <w:proofErr w:type="spellStart"/>
       <w:r>
@@ -4726,209 +4703,16 @@
         <w:t xml:space="preserve"> Android) se mantenga robusta y escalable a medida que crece el código.</w:t>
       </w:r>
     </w:p>
+    <w:p/>
+    <w:bookmarkEnd w:id="9"/>
     <w:p>
       <w:pPr>
         <w:pStyle w:val="Ttulo1"/>
       </w:pPr>
       <w:r>
-        <w:rPr>
-          <w:rFonts w:eastAsiaTheme="minorHAnsi"/>
-        </w:rPr>
         <w:t>Plan de Trabajo</w:t>
       </w:r>
     </w:p>
-    <w:p>
-      <w:pPr>
-        <w:pStyle w:val="Ttulo2"/>
-        <w:rPr>
-          <w:b w:val="0"/>
-        </w:rPr>
-      </w:pPr>
-      <w:r>
-        <w:rPr>
-          <w:b w:val="0"/>
-        </w:rPr>
-        <w:t>El desarrollo se articulará en cuatro ciclos o iteraciones principales, alineados con el cronograma del semestre, donde cada uno finalizará con un entregable tangible:</w:t>
-      </w:r>
-    </w:p>
-    <w:p>
-      <w:pPr>
-        <w:pStyle w:val="Ttulo2"/>
-      </w:pPr>
-      <w:r>
-        <w:t xml:space="preserve">Iteración 1 - Fundamentos y Arquitectura (Semanas 1-3): </w:t>
-      </w:r>
-    </w:p>
-    <w:p>
-      <w:pPr>
-        <w:pStyle w:val="Ttulo2"/>
-        <w:rPr>
-          <w:b w:val="0"/>
-        </w:rPr>
-      </w:pPr>
-      <w:r>
-        <w:rPr>
-          <w:b w:val="0"/>
-        </w:rPr>
-        <w:t>El foco estará en la infraestructura y la base del sistema. Se configurará el servidor de despliegue (</w:t>
-      </w:r>
-      <w:proofErr w:type="spellStart"/>
-      <w:r>
-        <w:rPr>
-          <w:b w:val="0"/>
-        </w:rPr>
-        <w:t>TrueNAS</w:t>
-      </w:r>
-      <w:proofErr w:type="spellEnd"/>
-      <w:r>
-        <w:rPr>
-          <w:b w:val="0"/>
-        </w:rPr>
-        <w:t xml:space="preserve">/Docker) y se diseñará el modelo de datos relacional en PostgreSQL. El objetivo de este sprint es establecer los cimientos del </w:t>
-      </w:r>
-      <w:proofErr w:type="spellStart"/>
-      <w:r>
-        <w:rPr>
-          <w:b w:val="0"/>
-        </w:rPr>
-        <w:t>Backend</w:t>
-      </w:r>
-      <w:proofErr w:type="spellEnd"/>
-      <w:r>
-        <w:rPr>
-          <w:b w:val="0"/>
-        </w:rPr>
-        <w:t xml:space="preserve"> y definir los contratos de la API REST, asegurando que el entorno de desarrollo y producción estén sincronizados desde el día uno.</w:t>
-      </w:r>
-    </w:p>
-    <w:p>
-      <w:pPr>
-        <w:pStyle w:val="Ttulo1"/>
-        <w:rPr>
-          <w:rFonts w:eastAsiaTheme="minorHAnsi" w:cs="Arial"/>
-          <w:b w:val="0"/>
-          <w:szCs w:val="24"/>
-        </w:rPr>
-      </w:pPr>
-    </w:p>
-    <w:p>
-      <w:pPr>
-        <w:pStyle w:val="Ttulo2"/>
-      </w:pPr>
-      <w:r>
-        <w:t xml:space="preserve">Iteración 2 - Núcleo Operativo (MVP) (Semanas 4-7): </w:t>
-      </w:r>
-    </w:p>
-    <w:p>
-      <w:pPr>
-        <w:pStyle w:val="Ttulo1"/>
-        <w:rPr>
-          <w:rFonts w:eastAsiaTheme="minorHAnsi" w:cs="Arial"/>
-          <w:b w:val="0"/>
-          <w:szCs w:val="24"/>
-        </w:rPr>
-      </w:pPr>
-      <w:r>
-        <w:rPr>
-          <w:rFonts w:eastAsiaTheme="minorHAnsi" w:cs="Arial"/>
-          <w:b w:val="0"/>
-          <w:szCs w:val="24"/>
-        </w:rPr>
-        <w:t xml:space="preserve">En este ciclo se implementarán las funcionalidades transversales de seguridad y comunicación. Se desarrollará el módulo de autenticación y autorización mediante JWT (JSON Web Tokens) en Spring </w:t>
-      </w:r>
-      <w:proofErr w:type="spellStart"/>
-      <w:r>
-        <w:rPr>
-          <w:rFonts w:eastAsiaTheme="minorHAnsi" w:cs="Arial"/>
-          <w:b w:val="0"/>
-          <w:szCs w:val="24"/>
-        </w:rPr>
-        <w:t>Boot</w:t>
-      </w:r>
-      <w:proofErr w:type="spellEnd"/>
-      <w:r>
-        <w:rPr>
-          <w:rFonts w:eastAsiaTheme="minorHAnsi" w:cs="Arial"/>
-          <w:b w:val="0"/>
-          <w:szCs w:val="24"/>
-        </w:rPr>
-        <w:t xml:space="preserve"> y su contraparte en la aplicación Android. Al finalizar este sprint, el sistema permitirá el registro de usuarios, inicio de sesión seguro y la visualización del módulo de "Noticias", constituyendo el Producto Mínimo Viable (MVP).</w:t>
-      </w:r>
-    </w:p>
-    <w:p/>
-    <w:p>
-      <w:pPr>
-        <w:pStyle w:val="Ttulo2"/>
-      </w:pPr>
-      <w:r>
-        <w:t>Iteración 3 - Lógica de Negocio Crítica (Semanas 8-11):</w:t>
-      </w:r>
-    </w:p>
-    <w:p>
-      <w:pPr>
-        <w:pStyle w:val="Ttulo2"/>
-        <w:rPr>
-          <w:b w:val="0"/>
-        </w:rPr>
-      </w:pPr>
-      <w:r>
-        <w:rPr>
-          <w:b w:val="0"/>
-        </w:rPr>
-        <w:t>Esta fase abordará la funcionalidad de mayor valor para la organización: la gestión de trámites. Se programará la lógica compleja para la solicitud, validación y emisión automática de Certificados de Residencia en formato PDF. Se integrarán los servicios de almacenamiento de archivos y se completará el flujo de interacción bidireccional entre el vecino (App Móvil) y la directiva (</w:t>
-      </w:r>
-      <w:proofErr w:type="spellStart"/>
-      <w:r>
-        <w:rPr>
-          <w:b w:val="0"/>
-        </w:rPr>
-        <w:t>Backend</w:t>
-      </w:r>
-      <w:proofErr w:type="spellEnd"/>
-      <w:r>
-        <w:rPr>
-          <w:b w:val="0"/>
-        </w:rPr>
-        <w:t>).</w:t>
-      </w:r>
-    </w:p>
-    <w:p>
-      <w:pPr>
-        <w:pStyle w:val="Ttulo1"/>
-        <w:rPr>
-          <w:rFonts w:eastAsiaTheme="minorHAnsi" w:cs="Arial"/>
-          <w:b w:val="0"/>
-          <w:szCs w:val="24"/>
-        </w:rPr>
-      </w:pPr>
-    </w:p>
-    <w:p>
-      <w:pPr>
-        <w:pStyle w:val="Ttulo2"/>
-      </w:pPr>
-      <w:r>
-        <w:t xml:space="preserve">Iteración 4 - Estabilización y Cierre (Semanas 12-15): </w:t>
-      </w:r>
-    </w:p>
-    <w:p>
-      <w:pPr>
-        <w:pStyle w:val="Ttulo1"/>
-        <w:rPr>
-          <w:rFonts w:eastAsiaTheme="minorHAnsi" w:cs="Arial"/>
-          <w:b w:val="0"/>
-          <w:szCs w:val="24"/>
-        </w:rPr>
-      </w:pPr>
-      <w:r>
-        <w:rPr>
-          <w:rFonts w:eastAsiaTheme="minorHAnsi" w:cs="Arial"/>
-          <w:b w:val="0"/>
-          <w:szCs w:val="24"/>
-        </w:rPr>
-        <w:t>El último ciclo se dedicará al aseguramiento de la calidad (QA). Se realizarán pruebas de integración exhaustivas para validar la consistencia de los datos y se refinará la interfaz de usuario (UI/UX) de la aplicación móvil. Este sprint garantiza que el producto entregado sea estable, libre de errores críticos y esté listo para una demostración en un entorno simulado real.</w:t>
-      </w:r>
-    </w:p>
-    <w:bookmarkEnd w:id="9"/>
     <w:p>
       <w:pPr>
         <w:spacing w:line="360" w:lineRule="auto"/>
@@ -4939,16 +4723,14 @@
           <w:szCs w:val="24"/>
         </w:rPr>
       </w:pPr>
-    </w:p>
-    <w:p>
-      <w:pPr>
-        <w:pStyle w:val="Ttulo1"/>
-      </w:pPr>
-      <w:bookmarkStart w:id="10" w:name="_Toc219436861"/>
-      <w:r>
-        <w:t>Propuesta de Evidencias</w:t>
-      </w:r>
-      <w:bookmarkEnd w:id="10"/>
+      <w:r>
+        <w:rPr>
+          <w:rFonts w:ascii="Arial" w:hAnsi="Arial" w:cs="Arial"/>
+          <w:sz w:val="24"/>
+          <w:szCs w:val="24"/>
+        </w:rPr>
+        <w:t>El desarrollo se articulará en cuatro ciclos o iteraciones principales, alineados con el cronograma del semestre, donde cada uno finalizará con un entregable tangible:</w:t>
+      </w:r>
     </w:p>
     <w:p>
       <w:pPr>
@@ -4962,11 +4744,35 @@
       </w:pPr>
       <w:r>
         <w:rPr>
-          <w:rFonts w:ascii="Arial" w:hAnsi="Arial" w:cs="Arial"/>
-          <w:sz w:val="24"/>
-          <w:szCs w:val="24"/>
-        </w:rPr>
-        <w:t>Para demostrar el logro de las actividades y competencias, se presentarán las siguientes evidencias tangibles:</w:t>
+          <w:rStyle w:val="Ttulo2Car"/>
+        </w:rPr>
+        <w:t>Iteración 1 - Fundamentos, Alcance y Datos (Semanas 1-4):</w:t>
+      </w:r>
+      <w:r>
+        <w:rPr>
+          <w:rFonts w:ascii="Arial" w:hAnsi="Arial" w:cs="Arial"/>
+          <w:sz w:val="24"/>
+          <w:szCs w:val="24"/>
+        </w:rPr>
+        <w:t xml:space="preserve"> El foco estará en la definición del alcance, la infraestructura y el diseño de la información. En las primeras semanas se realizará el levantamiento de historias de usuario y la configuración del servidor de despliegue (</w:t>
+      </w:r>
+      <w:proofErr w:type="spellStart"/>
+      <w:r>
+        <w:rPr>
+          <w:rFonts w:ascii="Arial" w:hAnsi="Arial" w:cs="Arial"/>
+          <w:sz w:val="24"/>
+          <w:szCs w:val="24"/>
+        </w:rPr>
+        <w:t>TrueNAS</w:t>
+      </w:r>
+      <w:proofErr w:type="spellEnd"/>
+      <w:r>
+        <w:rPr>
+          <w:rFonts w:ascii="Arial" w:hAnsi="Arial" w:cs="Arial"/>
+          <w:sz w:val="24"/>
+          <w:szCs w:val="24"/>
+        </w:rPr>
+        <w:t>). Posteriormente, se consolidará el modelo de datos relacional (Entidad-Relación) y su implementación en PostgreSQL sobre Docker. El objetivo de este sprint es dejar los cimientos listos (entorno y base de datos) para iniciar la programación.</w:t>
       </w:r>
     </w:p>
     <w:p>
@@ -4979,50 +4785,6 @@
           <w:szCs w:val="24"/>
         </w:rPr>
       </w:pPr>
-      <w:r>
-        <w:rPr>
-          <w:rFonts w:ascii="Arial" w:hAnsi="Arial" w:cs="Arial"/>
-          <w:sz w:val="24"/>
-          <w:szCs w:val="24"/>
-        </w:rPr>
-        <w:t xml:space="preserve">Repositorio de Código (GitHub): Historial de </w:t>
-      </w:r>
-      <w:proofErr w:type="spellStart"/>
-      <w:r>
-        <w:rPr>
-          <w:rFonts w:ascii="Arial" w:hAnsi="Arial" w:cs="Arial"/>
-          <w:sz w:val="24"/>
-          <w:szCs w:val="24"/>
-        </w:rPr>
-        <w:t>commits</w:t>
-      </w:r>
-      <w:proofErr w:type="spellEnd"/>
-      <w:r>
-        <w:rPr>
-          <w:rFonts w:ascii="Arial" w:hAnsi="Arial" w:cs="Arial"/>
-          <w:sz w:val="24"/>
-          <w:szCs w:val="24"/>
-        </w:rPr>
-        <w:t xml:space="preserve"> que evidencie el progreso incremental del código fuente (</w:t>
-      </w:r>
-      <w:proofErr w:type="spellStart"/>
-      <w:r>
-        <w:rPr>
-          <w:rFonts w:ascii="Arial" w:hAnsi="Arial" w:cs="Arial"/>
-          <w:sz w:val="24"/>
-          <w:szCs w:val="24"/>
-        </w:rPr>
-        <w:t>Backend</w:t>
-      </w:r>
-      <w:proofErr w:type="spellEnd"/>
-      <w:r>
-        <w:rPr>
-          <w:rFonts w:ascii="Arial" w:hAnsi="Arial" w:cs="Arial"/>
-          <w:sz w:val="24"/>
-          <w:szCs w:val="24"/>
-        </w:rPr>
-        <w:t xml:space="preserve"> y Mobile).</w:t>
-      </w:r>
     </w:p>
     <w:p>
       <w:pPr>
@@ -5036,48 +4798,139 @@
       </w:pPr>
       <w:r>
         <w:rPr>
-          <w:rFonts w:ascii="Arial" w:hAnsi="Arial" w:cs="Arial"/>
-          <w:sz w:val="24"/>
-          <w:szCs w:val="24"/>
-        </w:rPr>
-        <w:lastRenderedPageBreak/>
-        <w:t>Tablero de Gestión (Trello): Registro de tareas (</w:t>
-      </w:r>
-      <w:proofErr w:type="spellStart"/>
-      <w:r>
-        <w:rPr>
-          <w:rFonts w:ascii="Arial" w:hAnsi="Arial" w:cs="Arial"/>
-          <w:sz w:val="24"/>
-          <w:szCs w:val="24"/>
-        </w:rPr>
-        <w:t>To</w:t>
-      </w:r>
-      <w:proofErr w:type="spellEnd"/>
-      <w:r>
-        <w:rPr>
-          <w:rFonts w:ascii="Arial" w:hAnsi="Arial" w:cs="Arial"/>
-          <w:sz w:val="24"/>
-          <w:szCs w:val="24"/>
-        </w:rPr>
-        <w:t xml:space="preserve"> Do, In </w:t>
-      </w:r>
-      <w:proofErr w:type="spellStart"/>
-      <w:r>
-        <w:rPr>
-          <w:rFonts w:ascii="Arial" w:hAnsi="Arial" w:cs="Arial"/>
-          <w:sz w:val="24"/>
-          <w:szCs w:val="24"/>
-        </w:rPr>
-        <w:t>Progress</w:t>
-      </w:r>
-      <w:proofErr w:type="spellEnd"/>
-      <w:r>
-        <w:rPr>
-          <w:rFonts w:ascii="Arial" w:hAnsi="Arial" w:cs="Arial"/>
-          <w:sz w:val="24"/>
-          <w:szCs w:val="24"/>
-        </w:rPr>
-        <w:t>, Done) para evidenciar el control del proyecto.</w:t>
+          <w:rStyle w:val="Ttulo2Car"/>
+        </w:rPr>
+        <w:t xml:space="preserve">Iteración 2 - Desarrollo del </w:t>
+      </w:r>
+      <w:proofErr w:type="spellStart"/>
+      <w:r>
+        <w:rPr>
+          <w:rStyle w:val="Ttulo2Car"/>
+        </w:rPr>
+        <w:t>Backend</w:t>
+      </w:r>
+      <w:proofErr w:type="spellEnd"/>
+      <w:r>
+        <w:rPr>
+          <w:rStyle w:val="Ttulo2Car"/>
+        </w:rPr>
+        <w:t xml:space="preserve"> y MVP Móvil (Semanas 4-8):</w:t>
+      </w:r>
+      <w:r>
+        <w:rPr>
+          <w:rFonts w:ascii="Arial" w:hAnsi="Arial" w:cs="Arial"/>
+          <w:sz w:val="24"/>
+          <w:szCs w:val="24"/>
+        </w:rPr>
+        <w:t xml:space="preserve"> En este ciclo se implementarán simultáneamente el </w:t>
+      </w:r>
+      <w:proofErr w:type="spellStart"/>
+      <w:r>
+        <w:rPr>
+          <w:rFonts w:ascii="Arial" w:hAnsi="Arial" w:cs="Arial"/>
+          <w:sz w:val="24"/>
+          <w:szCs w:val="24"/>
+        </w:rPr>
+        <w:t>Backend</w:t>
+      </w:r>
+      <w:proofErr w:type="spellEnd"/>
+      <w:r>
+        <w:rPr>
+          <w:rFonts w:ascii="Arial" w:hAnsi="Arial" w:cs="Arial"/>
+          <w:sz w:val="24"/>
+          <w:szCs w:val="24"/>
+        </w:rPr>
+        <w:t xml:space="preserve"> y la interfaz móvil. Se desarrollará la API REST con Spring </w:t>
+      </w:r>
+      <w:proofErr w:type="spellStart"/>
+      <w:r>
+        <w:rPr>
+          <w:rFonts w:ascii="Arial" w:hAnsi="Arial" w:cs="Arial"/>
+          <w:sz w:val="24"/>
+          <w:szCs w:val="24"/>
+        </w:rPr>
+        <w:t>Boot</w:t>
+      </w:r>
+      <w:proofErr w:type="spellEnd"/>
+      <w:r>
+        <w:rPr>
+          <w:rFonts w:ascii="Arial" w:hAnsi="Arial" w:cs="Arial"/>
+          <w:sz w:val="24"/>
+          <w:szCs w:val="24"/>
+        </w:rPr>
+        <w:t xml:space="preserve"> incluyendo seguridad (JWT/</w:t>
+      </w:r>
+      <w:proofErr w:type="spellStart"/>
+      <w:r>
+        <w:rPr>
+          <w:rFonts w:ascii="Arial" w:hAnsi="Arial" w:cs="Arial"/>
+          <w:sz w:val="24"/>
+          <w:szCs w:val="24"/>
+        </w:rPr>
+        <w:t>BCrypt</w:t>
+      </w:r>
+      <w:proofErr w:type="spellEnd"/>
+      <w:r>
+        <w:rPr>
+          <w:rFonts w:ascii="Arial" w:hAnsi="Arial" w:cs="Arial"/>
+          <w:sz w:val="24"/>
+          <w:szCs w:val="24"/>
+        </w:rPr>
+        <w:t>) y el CRUD de noticias. En paralelo, se construirá la aplicación Android (</w:t>
+      </w:r>
+      <w:proofErr w:type="spellStart"/>
+      <w:r>
+        <w:rPr>
+          <w:rFonts w:ascii="Arial" w:hAnsi="Arial" w:cs="Arial"/>
+          <w:sz w:val="24"/>
+          <w:szCs w:val="24"/>
+        </w:rPr>
+        <w:t>Kotlin</w:t>
+      </w:r>
+      <w:proofErr w:type="spellEnd"/>
+      <w:r>
+        <w:rPr>
+          <w:rFonts w:ascii="Arial" w:hAnsi="Arial" w:cs="Arial"/>
+          <w:sz w:val="24"/>
+          <w:szCs w:val="24"/>
+        </w:rPr>
+        <w:t xml:space="preserve">/MVVM) abarcando el </w:t>
+      </w:r>
+      <w:proofErr w:type="spellStart"/>
+      <w:r>
+        <w:rPr>
+          <w:rFonts w:ascii="Arial" w:hAnsi="Arial" w:cs="Arial"/>
+          <w:sz w:val="24"/>
+          <w:szCs w:val="24"/>
+        </w:rPr>
+        <w:t>Login</w:t>
+      </w:r>
+      <w:proofErr w:type="spellEnd"/>
+      <w:r>
+        <w:rPr>
+          <w:rFonts w:ascii="Arial" w:hAnsi="Arial" w:cs="Arial"/>
+          <w:sz w:val="24"/>
+          <w:szCs w:val="24"/>
+        </w:rPr>
+        <w:t xml:space="preserve">, </w:t>
+      </w:r>
+      <w:proofErr w:type="spellStart"/>
+      <w:r>
+        <w:rPr>
+          <w:rFonts w:ascii="Arial" w:hAnsi="Arial" w:cs="Arial"/>
+          <w:sz w:val="24"/>
+          <w:szCs w:val="24"/>
+        </w:rPr>
+        <w:t>Feed</w:t>
+      </w:r>
+      <w:proofErr w:type="spellEnd"/>
+      <w:r>
+        <w:rPr>
+          <w:rFonts w:ascii="Arial" w:hAnsi="Arial" w:cs="Arial"/>
+          <w:sz w:val="24"/>
+          <w:szCs w:val="24"/>
+        </w:rPr>
+        <w:t xml:space="preserve"> de Noticias y Perfil. Al finalizar este sprint (Semana 8), se tendrá el Producto Mínimo Viable (MVP) funcional tanto en servidor como en cliente móvil.</w:t>
       </w:r>
     </w:p>
     <w:p>
@@ -5090,14 +4943,6 @@
           <w:szCs w:val="24"/>
         </w:rPr>
       </w:pPr>
-      <w:r>
-        <w:rPr>
-          <w:rFonts w:ascii="Arial" w:hAnsi="Arial" w:cs="Arial"/>
-          <w:sz w:val="24"/>
-          <w:szCs w:val="24"/>
-        </w:rPr>
-        <w:t>Artefactos de Software:</w:t>
-      </w:r>
     </w:p>
     <w:p>
       <w:pPr>
@@ -5111,10 +4956,266 @@
       </w:pPr>
       <w:r>
         <w:rPr>
-          <w:rFonts w:ascii="Arial" w:hAnsi="Arial" w:cs="Arial"/>
-          <w:sz w:val="24"/>
-          <w:szCs w:val="24"/>
-        </w:rPr>
+          <w:rStyle w:val="Ttulo2Car"/>
+        </w:rPr>
+        <w:t>Iteración 3 - Lógica de Negocio y Gestión Documental (Semanas 9-12):</w:t>
+      </w:r>
+      <w:r>
+        <w:rPr>
+          <w:rFonts w:ascii="Arial" w:hAnsi="Arial" w:cs="Arial"/>
+          <w:sz w:val="24"/>
+          <w:szCs w:val="24"/>
+        </w:rPr>
+        <w:t xml:space="preserve"> Esta fase abordará la funcionalidad más compleja y de mayor valor: la gestión de certificados. Se programará la lógica de negocio para la solicitud, aprobación y generación automática de Certificados de Residencia en formato PDF inmutable. Se integrarán las librerías necesarias en el </w:t>
+      </w:r>
+      <w:proofErr w:type="spellStart"/>
+      <w:r>
+        <w:rPr>
+          <w:rFonts w:ascii="Arial" w:hAnsi="Arial" w:cs="Arial"/>
+          <w:sz w:val="24"/>
+          <w:szCs w:val="24"/>
+        </w:rPr>
+        <w:t>backend</w:t>
+      </w:r>
+      <w:proofErr w:type="spellEnd"/>
+      <w:r>
+        <w:rPr>
+          <w:rFonts w:ascii="Arial" w:hAnsi="Arial" w:cs="Arial"/>
+          <w:sz w:val="24"/>
+          <w:szCs w:val="24"/>
+        </w:rPr>
+        <w:t xml:space="preserve"> y se asegurará el correcto almacenamiento de estos documentos en el servidor.</w:t>
+      </w:r>
+    </w:p>
+    <w:p>
+      <w:pPr>
+        <w:spacing w:line="360" w:lineRule="auto"/>
+        <w:jc w:val="both"/>
+        <w:rPr>
+          <w:rFonts w:ascii="Arial" w:hAnsi="Arial" w:cs="Arial"/>
+          <w:sz w:val="24"/>
+          <w:szCs w:val="24"/>
+        </w:rPr>
+      </w:pPr>
+    </w:p>
+    <w:p>
+      <w:pPr>
+        <w:spacing w:line="360" w:lineRule="auto"/>
+        <w:jc w:val="both"/>
+        <w:rPr>
+          <w:rFonts w:ascii="Arial" w:hAnsi="Arial" w:cs="Arial"/>
+          <w:sz w:val="24"/>
+          <w:szCs w:val="24"/>
+        </w:rPr>
+      </w:pPr>
+      <w:r>
+        <w:rPr>
+          <w:rStyle w:val="Ttulo2Car"/>
+        </w:rPr>
+        <w:t>Iteración 4 - Calidad (QA) y Cierre del Proyecto (Semanas 13-15):</w:t>
+      </w:r>
+      <w:r>
+        <w:rPr>
+          <w:rFonts w:ascii="Arial" w:hAnsi="Arial" w:cs="Arial"/>
+          <w:sz w:val="24"/>
+          <w:szCs w:val="24"/>
+        </w:rPr>
+        <w:t xml:space="preserve"> El último ciclo se dedicará exclusivamente a las pruebas de certificación y cierre. Se ejecutarán pruebas integrales (</w:t>
+      </w:r>
+      <w:proofErr w:type="spellStart"/>
+      <w:r>
+        <w:rPr>
+          <w:rFonts w:ascii="Arial" w:hAnsi="Arial" w:cs="Arial"/>
+          <w:sz w:val="24"/>
+          <w:szCs w:val="24"/>
+        </w:rPr>
+        <w:t>Backend</w:t>
+      </w:r>
+      <w:proofErr w:type="spellEnd"/>
+      <w:r>
+        <w:rPr>
+          <w:rFonts w:ascii="Arial" w:hAnsi="Arial" w:cs="Arial"/>
+          <w:sz w:val="24"/>
+          <w:szCs w:val="24"/>
+        </w:rPr>
+        <w:t>-App-BD) para detectar y corregir errores, asegurando la calidad del software. Además, se recopilará toda la documentación técnica y las evidencias de pruebas exitosas necesarias para la defensa final del proyecto.</w:t>
+      </w:r>
+    </w:p>
+    <w:p>
+      <w:pPr>
+        <w:pStyle w:val="Ttulo1"/>
+      </w:pPr>
+      <w:bookmarkStart w:id="10" w:name="_Toc219436861"/>
+      <w:r>
+        <w:t>Propuesta de Evidencias</w:t>
+      </w:r>
+      <w:bookmarkEnd w:id="10"/>
+    </w:p>
+    <w:p>
+      <w:pPr>
+        <w:spacing w:line="360" w:lineRule="auto"/>
+        <w:jc w:val="both"/>
+        <w:rPr>
+          <w:rFonts w:ascii="Arial" w:hAnsi="Arial" w:cs="Arial"/>
+          <w:sz w:val="24"/>
+          <w:szCs w:val="24"/>
+        </w:rPr>
+      </w:pPr>
+      <w:r>
+        <w:rPr>
+          <w:rFonts w:ascii="Arial" w:hAnsi="Arial" w:cs="Arial"/>
+          <w:sz w:val="24"/>
+          <w:szCs w:val="24"/>
+        </w:rPr>
+        <w:t>Para demostrar el logro de las actividades y competencias, se presentarán las siguientes evidencias tangibles:</w:t>
+      </w:r>
+    </w:p>
+    <w:p>
+      <w:pPr>
+        <w:spacing w:line="360" w:lineRule="auto"/>
+        <w:jc w:val="both"/>
+        <w:rPr>
+          <w:rFonts w:ascii="Arial" w:hAnsi="Arial" w:cs="Arial"/>
+          <w:sz w:val="24"/>
+          <w:szCs w:val="24"/>
+        </w:rPr>
+      </w:pPr>
+      <w:r>
+        <w:rPr>
+          <w:rFonts w:ascii="Arial" w:hAnsi="Arial" w:cs="Arial"/>
+          <w:sz w:val="24"/>
+          <w:szCs w:val="24"/>
+        </w:rPr>
+        <w:t xml:space="preserve">Repositorio de Código (GitHub): Historial de </w:t>
+      </w:r>
+      <w:proofErr w:type="spellStart"/>
+      <w:r>
+        <w:rPr>
+          <w:rFonts w:ascii="Arial" w:hAnsi="Arial" w:cs="Arial"/>
+          <w:sz w:val="24"/>
+          <w:szCs w:val="24"/>
+        </w:rPr>
+        <w:t>commits</w:t>
+      </w:r>
+      <w:proofErr w:type="spellEnd"/>
+      <w:r>
+        <w:rPr>
+          <w:rFonts w:ascii="Arial" w:hAnsi="Arial" w:cs="Arial"/>
+          <w:sz w:val="24"/>
+          <w:szCs w:val="24"/>
+        </w:rPr>
+        <w:t xml:space="preserve"> que evidencie el progreso incremental del código fuente (</w:t>
+      </w:r>
+      <w:proofErr w:type="spellStart"/>
+      <w:r>
+        <w:rPr>
+          <w:rFonts w:ascii="Arial" w:hAnsi="Arial" w:cs="Arial"/>
+          <w:sz w:val="24"/>
+          <w:szCs w:val="24"/>
+        </w:rPr>
+        <w:t>Backend</w:t>
+      </w:r>
+      <w:proofErr w:type="spellEnd"/>
+      <w:r>
+        <w:rPr>
+          <w:rFonts w:ascii="Arial" w:hAnsi="Arial" w:cs="Arial"/>
+          <w:sz w:val="24"/>
+          <w:szCs w:val="24"/>
+        </w:rPr>
+        <w:t xml:space="preserve"> y Mobile).</w:t>
+      </w:r>
+    </w:p>
+    <w:p>
+      <w:pPr>
+        <w:spacing w:line="360" w:lineRule="auto"/>
+        <w:jc w:val="both"/>
+        <w:rPr>
+          <w:rFonts w:ascii="Arial" w:hAnsi="Arial" w:cs="Arial"/>
+          <w:sz w:val="24"/>
+          <w:szCs w:val="24"/>
+        </w:rPr>
+      </w:pPr>
+      <w:r>
+        <w:rPr>
+          <w:rFonts w:ascii="Arial" w:hAnsi="Arial" w:cs="Arial"/>
+          <w:sz w:val="24"/>
+          <w:szCs w:val="24"/>
+        </w:rPr>
+        <w:t>Tablero de Gestión (Trello): Registro de tareas (</w:t>
+      </w:r>
+      <w:proofErr w:type="spellStart"/>
+      <w:r>
+        <w:rPr>
+          <w:rFonts w:ascii="Arial" w:hAnsi="Arial" w:cs="Arial"/>
+          <w:sz w:val="24"/>
+          <w:szCs w:val="24"/>
+        </w:rPr>
+        <w:t>To</w:t>
+      </w:r>
+      <w:proofErr w:type="spellEnd"/>
+      <w:r>
+        <w:rPr>
+          <w:rFonts w:ascii="Arial" w:hAnsi="Arial" w:cs="Arial"/>
+          <w:sz w:val="24"/>
+          <w:szCs w:val="24"/>
+        </w:rPr>
+        <w:t xml:space="preserve"> Do, In </w:t>
+      </w:r>
+      <w:proofErr w:type="spellStart"/>
+      <w:r>
+        <w:rPr>
+          <w:rFonts w:ascii="Arial" w:hAnsi="Arial" w:cs="Arial"/>
+          <w:sz w:val="24"/>
+          <w:szCs w:val="24"/>
+        </w:rPr>
+        <w:t>Progress</w:t>
+      </w:r>
+      <w:proofErr w:type="spellEnd"/>
+      <w:r>
+        <w:rPr>
+          <w:rFonts w:ascii="Arial" w:hAnsi="Arial" w:cs="Arial"/>
+          <w:sz w:val="24"/>
+          <w:szCs w:val="24"/>
+        </w:rPr>
+        <w:t>, Done) para evidenciar el control del proyecto.</w:t>
+      </w:r>
+    </w:p>
+    <w:p>
+      <w:pPr>
+        <w:spacing w:line="360" w:lineRule="auto"/>
+        <w:jc w:val="both"/>
+        <w:rPr>
+          <w:rFonts w:ascii="Arial" w:hAnsi="Arial" w:cs="Arial"/>
+          <w:sz w:val="24"/>
+          <w:szCs w:val="24"/>
+        </w:rPr>
+      </w:pPr>
+      <w:r>
+        <w:rPr>
+          <w:rFonts w:ascii="Arial" w:hAnsi="Arial" w:cs="Arial"/>
+          <w:sz w:val="24"/>
+          <w:szCs w:val="24"/>
+        </w:rPr>
+        <w:t>Artefactos de Software:</w:t>
+      </w:r>
+    </w:p>
+    <w:p>
+      <w:pPr>
+        <w:spacing w:line="360" w:lineRule="auto"/>
+        <w:jc w:val="both"/>
+        <w:rPr>
+          <w:rFonts w:ascii="Arial" w:hAnsi="Arial" w:cs="Arial"/>
+          <w:sz w:val="24"/>
+          <w:szCs w:val="24"/>
+        </w:rPr>
+      </w:pPr>
+      <w:r>
+        <w:rPr>
+          <w:rFonts w:ascii="Arial" w:hAnsi="Arial" w:cs="Arial"/>
+          <w:sz w:val="24"/>
+          <w:szCs w:val="24"/>
+        </w:rPr>
+        <w:lastRenderedPageBreak/>
         <w:t>API REST funcional desplegada y documentada (</w:t>
       </w:r>
       <w:proofErr w:type="spellStart"/>
@@ -9068,6 +9169,7 @@
   <w:style w:type="character" w:default="1" w:styleId="Fuentedeprrafopredeter">
     <w:name w:val="Default Paragraph Font"/>
     <w:uiPriority w:val="1"/>
+    <w:semiHidden/>
     <w:unhideWhenUsed/>
   </w:style>
   <w:style w:type="table" w:default="1" w:styleId="Tablanormal">
